--- a/documents/홈페이지 서버 운영비.docx
+++ b/documents/홈페이지 서버 운영비.docx
@@ -46,7 +46,7 @@
           <w:sz w:val="36"/>
           <w:szCs w:val="36"/>
         </w:rPr>
-        <w:t xml:space="preserve">월간 고정비</w:t>
+        <w:t xml:space="preserve">월간 고정비 (부가세 포함)</w:t>
       </w:r>
     </w:p>
     <w:tbl>
@@ -62,10 +62,11 @@
         </w:tblBorders>
       </w:tblPr>
       <w:tblGrid>
-        <w:gridCol w:w="2200"/>
-        <w:gridCol w:w="3800"/>
-        <w:gridCol w:w="1680"/>
-        <w:gridCol w:w="1680"/>
+        <w:gridCol w:w="1800"/>
+        <w:gridCol w:w="3200"/>
+        <w:gridCol w:w="1400"/>
+        <w:gridCol w:w="1600"/>
+        <w:gridCol w:w="1360"/>
       </w:tblGrid>
       <w:tr>
         <w:trPr>
@@ -73,7 +74,7 @@
         </w:trPr>
         <w:tc>
           <w:tcPr>
-            <w:tcW w:type="dxa" w:w="2200"/>
+            <w:tcW w:type="dxa" w:w="1800"/>
             <w:tcBorders>
               <w:top w:val="single" w:color="BBBBBB" w:sz="4"/>
               <w:left w:val="single" w:color="BBBBBB" w:sz="4"/>
@@ -106,7 +107,7 @@
         </w:tc>
         <w:tc>
           <w:tcPr>
-            <w:tcW w:type="dxa" w:w="3800"/>
+            <w:tcW w:type="dxa" w:w="3200"/>
             <w:tcBorders>
               <w:top w:val="single" w:color="BBBBBB" w:sz="4"/>
               <w:left w:val="single" w:color="BBBBBB" w:sz="4"/>
@@ -139,7 +140,7 @@
         </w:tc>
         <w:tc>
           <w:tcPr>
-            <w:tcW w:type="dxa" w:w="1680"/>
+            <w:tcW w:type="dxa" w:w="1400"/>
             <w:tcBorders>
               <w:top w:val="single" w:color="BBBBBB" w:sz="4"/>
               <w:left w:val="single" w:color="BBBBBB" w:sz="4"/>
@@ -166,13 +167,13 @@
                 <w:sz w:val="20"/>
                 <w:szCs w:val="20"/>
               </w:rPr>
-              <w:t xml:space="preserve">월 비용 (USD)</w:t>
-            </w:r>
-          </w:p>
-        </w:tc>
-        <w:tc>
-          <w:tcPr>
-            <w:tcW w:type="dxa" w:w="1680"/>
+              <w:t xml:space="preserve">세전 (USD)</w:t>
+            </w:r>
+          </w:p>
+        </w:tc>
+        <w:tc>
+          <w:tcPr>
+            <w:tcW w:type="dxa" w:w="1600"/>
             <w:tcBorders>
               <w:top w:val="single" w:color="BBBBBB" w:sz="4"/>
               <w:left w:val="single" w:color="BBBBBB" w:sz="4"/>
@@ -199,7 +200,40 @@
                 <w:sz w:val="20"/>
                 <w:szCs w:val="20"/>
               </w:rPr>
-              <w:t xml:space="preserve">월 비용 (KRW, ₩1,400/$)</w:t>
+              <w:t xml:space="preserve">세후 (USD, +10%)</w:t>
+            </w:r>
+          </w:p>
+        </w:tc>
+        <w:tc>
+          <w:tcPr>
+            <w:tcW w:type="dxa" w:w="1360"/>
+            <w:tcBorders>
+              <w:top w:val="single" w:color="BBBBBB" w:sz="4"/>
+              <w:left w:val="single" w:color="BBBBBB" w:sz="4"/>
+              <w:bottom w:val="single" w:color="BBBBBB" w:sz="4"/>
+              <w:right w:val="single" w:color="BBBBBB" w:sz="4"/>
+            </w:tcBorders>
+            <w:shd w:fill="F4F4F4" w:val="clear"/>
+            <w:tcMar>
+              <w:top w:type="dxa" w:w="80"/>
+              <w:left w:type="dxa" w:w="120"/>
+              <w:bottom w:type="dxa" w:w="80"/>
+              <w:right w:type="dxa" w:w="120"/>
+            </w:tcMar>
+          </w:tcPr>
+          <w:p>
+            <w:pPr>
+              <w:jc w:val="center"/>
+            </w:pPr>
+            <w:r>
+              <w:rPr>
+                <w:rFonts w:ascii="Malgun Gothic" w:cs="Malgun Gothic" w:eastAsia="Malgun Gothic" w:hAnsi="Malgun Gothic"/>
+                <w:b/>
+                <w:bCs/>
+                <w:sz w:val="20"/>
+                <w:szCs w:val="20"/>
+              </w:rPr>
+              <w:t xml:space="preserve">KRW (₩1,400/$)</w:t>
             </w:r>
           </w:p>
         </w:tc>
@@ -207,7 +241,7 @@
       <w:tr>
         <w:tc>
           <w:tcPr>
-            <w:tcW w:type="dxa" w:w="2200"/>
+            <w:tcW w:type="dxa" w:w="1800"/>
             <w:tcBorders>
               <w:top w:val="single" w:color="BBBBBB" w:sz="4"/>
               <w:left w:val="single" w:color="BBBBBB" w:sz="4"/>
@@ -239,39 +273,39 @@
         </w:tc>
         <w:tc>
           <w:tcPr>
-            <w:tcW w:type="dxa" w:w="3800"/>
-            <w:tcBorders>
-              <w:top w:val="single" w:color="BBBBBB" w:sz="4"/>
-              <w:left w:val="single" w:color="BBBBBB" w:sz="4"/>
-              <w:bottom w:val="single" w:color="BBBBBB" w:sz="4"/>
-              <w:right w:val="single" w:color="BBBBBB" w:sz="4"/>
-            </w:tcBorders>
-            <w:tcMar>
-              <w:top w:type="dxa" w:w="80"/>
-              <w:left w:type="dxa" w:w="120"/>
-              <w:bottom w:type="dxa" w:w="80"/>
-              <w:right w:type="dxa" w:w="120"/>
-            </w:tcMar>
-          </w:tcPr>
-          <w:p>
-            <w:pPr>
-              <w:jc w:val="center"/>
-            </w:pPr>
-            <w:r>
-              <w:rPr>
-                <w:rFonts w:ascii="Malgun Gothic" w:cs="Malgun Gothic" w:eastAsia="Malgun Gothic" w:hAnsi="Malgun Gothic"/>
-                <w:b w:val="false"/>
-                <w:bCs w:val="false"/>
-                <w:sz w:val="20"/>
-                <w:szCs w:val="20"/>
-              </w:rPr>
-              <w:t xml:space="preserve">AWS Lightsail (1GB RAM, 2 vCPU, 40GB SSD, 2TB 전송)</w:t>
-            </w:r>
-          </w:p>
-        </w:tc>
-        <w:tc>
-          <w:tcPr>
-            <w:tcW w:type="dxa" w:w="1680"/>
+            <w:tcW w:type="dxa" w:w="3200"/>
+            <w:tcBorders>
+              <w:top w:val="single" w:color="BBBBBB" w:sz="4"/>
+              <w:left w:val="single" w:color="BBBBBB" w:sz="4"/>
+              <w:bottom w:val="single" w:color="BBBBBB" w:sz="4"/>
+              <w:right w:val="single" w:color="BBBBBB" w:sz="4"/>
+            </w:tcBorders>
+            <w:tcMar>
+              <w:top w:type="dxa" w:w="80"/>
+              <w:left w:type="dxa" w:w="120"/>
+              <w:bottom w:type="dxa" w:w="80"/>
+              <w:right w:type="dxa" w:w="120"/>
+            </w:tcMar>
+          </w:tcPr>
+          <w:p>
+            <w:pPr>
+              <w:jc w:val="center"/>
+            </w:pPr>
+            <w:r>
+              <w:rPr>
+                <w:rFonts w:ascii="Malgun Gothic" w:cs="Malgun Gothic" w:eastAsia="Malgun Gothic" w:hAnsi="Malgun Gothic"/>
+                <w:b w:val="false"/>
+                <w:bCs w:val="false"/>
+                <w:sz w:val="20"/>
+                <w:szCs w:val="20"/>
+              </w:rPr>
+              <w:t xml:space="preserve">Lightsail $7 (1GB/2vCPU/40GB/2TB)</w:t>
+            </w:r>
+          </w:p>
+        </w:tc>
+        <w:tc>
+          <w:tcPr>
+            <w:tcW w:type="dxa" w:w="1400"/>
             <w:tcBorders>
               <w:top w:val="single" w:color="BBBBBB" w:sz="4"/>
               <w:left w:val="single" w:color="BBBBBB" w:sz="4"/>
@@ -303,33 +337,65 @@
         </w:tc>
         <w:tc>
           <w:tcPr>
-            <w:tcW w:type="dxa" w:w="1680"/>
-            <w:tcBorders>
-              <w:top w:val="single" w:color="BBBBBB" w:sz="4"/>
-              <w:left w:val="single" w:color="BBBBBB" w:sz="4"/>
-              <w:bottom w:val="single" w:color="BBBBBB" w:sz="4"/>
-              <w:right w:val="single" w:color="BBBBBB" w:sz="4"/>
-            </w:tcBorders>
-            <w:tcMar>
-              <w:top w:type="dxa" w:w="80"/>
-              <w:left w:type="dxa" w:w="120"/>
-              <w:bottom w:type="dxa" w:w="80"/>
-              <w:right w:type="dxa" w:w="120"/>
-            </w:tcMar>
-          </w:tcPr>
-          <w:p>
-            <w:pPr>
-              <w:jc w:val="center"/>
-            </w:pPr>
-            <w:r>
-              <w:rPr>
-                <w:rFonts w:ascii="Malgun Gothic" w:cs="Malgun Gothic" w:eastAsia="Malgun Gothic" w:hAnsi="Malgun Gothic"/>
-                <w:b w:val="false"/>
-                <w:bCs w:val="false"/>
-                <w:sz w:val="20"/>
-                <w:szCs w:val="20"/>
-              </w:rPr>
-              <w:t xml:space="preserve">₩9,800</w:t>
+            <w:tcW w:type="dxa" w:w="1600"/>
+            <w:tcBorders>
+              <w:top w:val="single" w:color="BBBBBB" w:sz="4"/>
+              <w:left w:val="single" w:color="BBBBBB" w:sz="4"/>
+              <w:bottom w:val="single" w:color="BBBBBB" w:sz="4"/>
+              <w:right w:val="single" w:color="BBBBBB" w:sz="4"/>
+            </w:tcBorders>
+            <w:tcMar>
+              <w:top w:type="dxa" w:w="80"/>
+              <w:left w:type="dxa" w:w="120"/>
+              <w:bottom w:type="dxa" w:w="80"/>
+              <w:right w:type="dxa" w:w="120"/>
+            </w:tcMar>
+          </w:tcPr>
+          <w:p>
+            <w:pPr>
+              <w:jc w:val="center"/>
+            </w:pPr>
+            <w:r>
+              <w:rPr>
+                <w:rFonts w:ascii="Malgun Gothic" w:cs="Malgun Gothic" w:eastAsia="Malgun Gothic" w:hAnsi="Malgun Gothic"/>
+                <w:b w:val="false"/>
+                <w:bCs w:val="false"/>
+                <w:sz w:val="20"/>
+                <w:szCs w:val="20"/>
+              </w:rPr>
+              <w:t xml:space="preserve">$7.70</w:t>
+            </w:r>
+          </w:p>
+        </w:tc>
+        <w:tc>
+          <w:tcPr>
+            <w:tcW w:type="dxa" w:w="1360"/>
+            <w:tcBorders>
+              <w:top w:val="single" w:color="BBBBBB" w:sz="4"/>
+              <w:left w:val="single" w:color="BBBBBB" w:sz="4"/>
+              <w:bottom w:val="single" w:color="BBBBBB" w:sz="4"/>
+              <w:right w:val="single" w:color="BBBBBB" w:sz="4"/>
+            </w:tcBorders>
+            <w:tcMar>
+              <w:top w:type="dxa" w:w="80"/>
+              <w:left w:type="dxa" w:w="120"/>
+              <w:bottom w:type="dxa" w:w="80"/>
+              <w:right w:type="dxa" w:w="120"/>
+            </w:tcMar>
+          </w:tcPr>
+          <w:p>
+            <w:pPr>
+              <w:jc w:val="center"/>
+            </w:pPr>
+            <w:r>
+              <w:rPr>
+                <w:rFonts w:ascii="Malgun Gothic" w:cs="Malgun Gothic" w:eastAsia="Malgun Gothic" w:hAnsi="Malgun Gothic"/>
+                <w:b w:val="false"/>
+                <w:bCs w:val="false"/>
+                <w:sz w:val="20"/>
+                <w:szCs w:val="20"/>
+              </w:rPr>
+              <w:t xml:space="preserve">₩10,780</w:t>
             </w:r>
           </w:p>
         </w:tc>
@@ -337,7 +403,7 @@
       <w:tr>
         <w:tc>
           <w:tcPr>
-            <w:tcW w:type="dxa" w:w="2200"/>
+            <w:tcW w:type="dxa" w:w="1800"/>
             <w:tcBorders>
               <w:top w:val="single" w:color="BBBBBB" w:sz="4"/>
               <w:left w:val="single" w:color="BBBBBB" w:sz="4"/>
@@ -369,39 +435,39 @@
         </w:tc>
         <w:tc>
           <w:tcPr>
-            <w:tcW w:type="dxa" w:w="3800"/>
-            <w:tcBorders>
-              <w:top w:val="single" w:color="BBBBBB" w:sz="4"/>
-              <w:left w:val="single" w:color="BBBBBB" w:sz="4"/>
-              <w:bottom w:val="single" w:color="BBBBBB" w:sz="4"/>
-              <w:right w:val="single" w:color="BBBBBB" w:sz="4"/>
-            </w:tcBorders>
-            <w:tcMar>
-              <w:top w:type="dxa" w:w="80"/>
-              <w:left w:type="dxa" w:w="120"/>
-              <w:bottom w:type="dxa" w:w="80"/>
-              <w:right w:type="dxa" w:w="120"/>
-            </w:tcMar>
-          </w:tcPr>
-          <w:p>
-            <w:pPr>
-              <w:jc w:val="center"/>
-            </w:pPr>
-            <w:r>
-              <w:rPr>
-                <w:rFonts w:ascii="Malgun Gothic" w:cs="Malgun Gothic" w:eastAsia="Malgun Gothic" w:hAnsi="Malgun Gothic"/>
-                <w:b w:val="false"/>
-                <w:bCs w:val="false"/>
-                <w:sz w:val="20"/>
-                <w:szCs w:val="20"/>
-              </w:rPr>
-              <w:t xml:space="preserve">Route 53 등 (연 $20 → 월 환산)</w:t>
-            </w:r>
-          </w:p>
-        </w:tc>
-        <w:tc>
-          <w:tcPr>
-            <w:tcW w:type="dxa" w:w="1680"/>
+            <w:tcW w:type="dxa" w:w="3200"/>
+            <w:tcBorders>
+              <w:top w:val="single" w:color="BBBBBB" w:sz="4"/>
+              <w:left w:val="single" w:color="BBBBBB" w:sz="4"/>
+              <w:bottom w:val="single" w:color="BBBBBB" w:sz="4"/>
+              <w:right w:val="single" w:color="BBBBBB" w:sz="4"/>
+            </w:tcBorders>
+            <w:tcMar>
+              <w:top w:type="dxa" w:w="80"/>
+              <w:left w:type="dxa" w:w="120"/>
+              <w:bottom w:type="dxa" w:w="80"/>
+              <w:right w:type="dxa" w:w="120"/>
+            </w:tcMar>
+          </w:tcPr>
+          <w:p>
+            <w:pPr>
+              <w:jc w:val="center"/>
+            </w:pPr>
+            <w:r>
+              <w:rPr>
+                <w:rFonts w:ascii="Malgun Gothic" w:cs="Malgun Gothic" w:eastAsia="Malgun Gothic" w:hAnsi="Malgun Gothic"/>
+                <w:b w:val="false"/>
+                <w:bCs w:val="false"/>
+                <w:sz w:val="20"/>
+                <w:szCs w:val="20"/>
+              </w:rPr>
+              <w:t xml:space="preserve">Route 53 등 (연 $20 환산)</w:t>
+            </w:r>
+          </w:p>
+        </w:tc>
+        <w:tc>
+          <w:tcPr>
+            <w:tcW w:type="dxa" w:w="1400"/>
             <w:tcBorders>
               <w:top w:val="single" w:color="BBBBBB" w:sz="4"/>
               <w:left w:val="single" w:color="BBBBBB" w:sz="4"/>
@@ -433,33 +499,65 @@
         </w:tc>
         <w:tc>
           <w:tcPr>
-            <w:tcW w:type="dxa" w:w="1680"/>
-            <w:tcBorders>
-              <w:top w:val="single" w:color="BBBBBB" w:sz="4"/>
-              <w:left w:val="single" w:color="BBBBBB" w:sz="4"/>
-              <w:bottom w:val="single" w:color="BBBBBB" w:sz="4"/>
-              <w:right w:val="single" w:color="BBBBBB" w:sz="4"/>
-            </w:tcBorders>
-            <w:tcMar>
-              <w:top w:type="dxa" w:w="80"/>
-              <w:left w:type="dxa" w:w="120"/>
-              <w:bottom w:type="dxa" w:w="80"/>
-              <w:right w:type="dxa" w:w="120"/>
-            </w:tcMar>
-          </w:tcPr>
-          <w:p>
-            <w:pPr>
-              <w:jc w:val="center"/>
-            </w:pPr>
-            <w:r>
-              <w:rPr>
-                <w:rFonts w:ascii="Malgun Gothic" w:cs="Malgun Gothic" w:eastAsia="Malgun Gothic" w:hAnsi="Malgun Gothic"/>
-                <w:b w:val="false"/>
-                <w:bCs w:val="false"/>
-                <w:sz w:val="20"/>
-                <w:szCs w:val="20"/>
-              </w:rPr>
-              <w:t xml:space="preserve">₩2,330</w:t>
+            <w:tcW w:type="dxa" w:w="1600"/>
+            <w:tcBorders>
+              <w:top w:val="single" w:color="BBBBBB" w:sz="4"/>
+              <w:left w:val="single" w:color="BBBBBB" w:sz="4"/>
+              <w:bottom w:val="single" w:color="BBBBBB" w:sz="4"/>
+              <w:right w:val="single" w:color="BBBBBB" w:sz="4"/>
+            </w:tcBorders>
+            <w:tcMar>
+              <w:top w:type="dxa" w:w="80"/>
+              <w:left w:type="dxa" w:w="120"/>
+              <w:bottom w:type="dxa" w:w="80"/>
+              <w:right w:type="dxa" w:w="120"/>
+            </w:tcMar>
+          </w:tcPr>
+          <w:p>
+            <w:pPr>
+              <w:jc w:val="center"/>
+            </w:pPr>
+            <w:r>
+              <w:rPr>
+                <w:rFonts w:ascii="Malgun Gothic" w:cs="Malgun Gothic" w:eastAsia="Malgun Gothic" w:hAnsi="Malgun Gothic"/>
+                <w:b w:val="false"/>
+                <w:bCs w:val="false"/>
+                <w:sz w:val="20"/>
+                <w:szCs w:val="20"/>
+              </w:rPr>
+              <w:t xml:space="preserve">$1.84</w:t>
+            </w:r>
+          </w:p>
+        </w:tc>
+        <w:tc>
+          <w:tcPr>
+            <w:tcW w:type="dxa" w:w="1360"/>
+            <w:tcBorders>
+              <w:top w:val="single" w:color="BBBBBB" w:sz="4"/>
+              <w:left w:val="single" w:color="BBBBBB" w:sz="4"/>
+              <w:bottom w:val="single" w:color="BBBBBB" w:sz="4"/>
+              <w:right w:val="single" w:color="BBBBBB" w:sz="4"/>
+            </w:tcBorders>
+            <w:tcMar>
+              <w:top w:type="dxa" w:w="80"/>
+              <w:left w:type="dxa" w:w="120"/>
+              <w:bottom w:type="dxa" w:w="80"/>
+              <w:right w:type="dxa" w:w="120"/>
+            </w:tcMar>
+          </w:tcPr>
+          <w:p>
+            <w:pPr>
+              <w:jc w:val="center"/>
+            </w:pPr>
+            <w:r>
+              <w:rPr>
+                <w:rFonts w:ascii="Malgun Gothic" w:cs="Malgun Gothic" w:eastAsia="Malgun Gothic" w:hAnsi="Malgun Gothic"/>
+                <w:b w:val="false"/>
+                <w:bCs w:val="false"/>
+                <w:sz w:val="20"/>
+                <w:szCs w:val="20"/>
+              </w:rPr>
+              <w:t xml:space="preserve">₩2,580</w:t>
             </w:r>
           </w:p>
         </w:tc>
@@ -467,7 +565,7 @@
       <w:tr>
         <w:tc>
           <w:tcPr>
-            <w:tcW w:type="dxa" w:w="2200"/>
+            <w:tcW w:type="dxa" w:w="1800"/>
             <w:tcBorders>
               <w:top w:val="single" w:color="BBBBBB" w:sz="4"/>
               <w:left w:val="single" w:color="BBBBBB" w:sz="4"/>
@@ -500,7 +598,7 @@
         </w:tc>
         <w:tc>
           <w:tcPr>
-            <w:tcW w:type="dxa" w:w="3800"/>
+            <w:tcW w:type="dxa" w:w="3200"/>
             <w:tcBorders>
               <w:top w:val="single" w:color="BBBBBB" w:sz="4"/>
               <w:left w:val="single" w:color="BBBBBB" w:sz="4"/>
@@ -533,7 +631,7 @@
         </w:tc>
         <w:tc>
           <w:tcPr>
-            <w:tcW w:type="dxa" w:w="1680"/>
+            <w:tcW w:type="dxa" w:w="1400"/>
             <w:tcBorders>
               <w:top w:val="single" w:color="BBBBBB" w:sz="4"/>
               <w:left w:val="single" w:color="BBBBBB" w:sz="4"/>
@@ -566,7 +664,7 @@
         </w:tc>
         <w:tc>
           <w:tcPr>
-            <w:tcW w:type="dxa" w:w="1680"/>
+            <w:tcW w:type="dxa" w:w="1600"/>
             <w:tcBorders>
               <w:top w:val="single" w:color="BBBBBB" w:sz="4"/>
               <w:left w:val="single" w:color="BBBBBB" w:sz="4"/>
@@ -593,12 +691,68 @@
                 <w:sz w:val="20"/>
                 <w:szCs w:val="20"/>
               </w:rPr>
-              <w:t xml:space="preserve">₩12,130</w:t>
+              <w:t xml:space="preserve">$9.54</w:t>
+            </w:r>
+          </w:p>
+        </w:tc>
+        <w:tc>
+          <w:tcPr>
+            <w:tcW w:type="dxa" w:w="1360"/>
+            <w:tcBorders>
+              <w:top w:val="single" w:color="BBBBBB" w:sz="4"/>
+              <w:left w:val="single" w:color="BBBBBB" w:sz="4"/>
+              <w:bottom w:val="single" w:color="BBBBBB" w:sz="4"/>
+              <w:right w:val="single" w:color="BBBBBB" w:sz="4"/>
+            </w:tcBorders>
+            <w:shd w:fill="F4F4F4" w:val="clear"/>
+            <w:tcMar>
+              <w:top w:type="dxa" w:w="80"/>
+              <w:left w:type="dxa" w:w="120"/>
+              <w:bottom w:type="dxa" w:w="80"/>
+              <w:right w:type="dxa" w:w="120"/>
+            </w:tcMar>
+          </w:tcPr>
+          <w:p>
+            <w:pPr>
+              <w:jc w:val="center"/>
+            </w:pPr>
+            <w:r>
+              <w:rPr>
+                <w:rFonts w:ascii="Malgun Gothic" w:cs="Malgun Gothic" w:eastAsia="Malgun Gothic" w:hAnsi="Malgun Gothic"/>
+                <w:b/>
+                <w:bCs/>
+                <w:sz w:val="20"/>
+                <w:szCs w:val="20"/>
+              </w:rPr>
+              <w:t xml:space="preserve">₩13,360</w:t>
             </w:r>
           </w:p>
         </w:tc>
       </w:tr>
     </w:tbl>
+    <w:p>
+      <w:pPr>
+        <w:spacing w:after="120"/>
+        <w:rPr>
+          <w:i/>
+          <w:iCs/>
+          <w:color w:val="666666"/>
+          <w:sz w:val="18"/>
+          <w:szCs w:val="18"/>
+        </w:rPr>
+      </w:pPr>
+      <w:r>
+        <w:rPr>
+          <w:rFonts w:ascii="Malgun Gothic" w:cs="Malgun Gothic" w:eastAsia="Malgun Gothic" w:hAnsi="Malgun Gothic"/>
+          <w:i/>
+          <w:iCs/>
+          <w:color w:val="666666"/>
+          <w:sz w:val="18"/>
+          <w:szCs w:val="18"/>
+        </w:rPr>
+        <w:t xml:space="preserve">※ AWS Korea는 한국 사용자에게 부가세(VAT) 10%를 별도 청구합니다. 카드 해외결제 수수료 1~3% 별도 발생 가능.</w:t>
+      </w:r>
+    </w:p>
     <w:p>
       <w:pPr>
         <w:pStyle w:val="Heading1"/>
@@ -612,7 +766,7 @@
           <w:sz w:val="36"/>
           <w:szCs w:val="36"/>
         </w:rPr>
-        <w:t xml:space="preserve">연간 총액</w:t>
+        <w:t xml:space="preserve">연간 총액 (부가세 포함)</w:t>
       </w:r>
     </w:p>
     <w:tbl>
@@ -628,9 +782,10 @@
         </w:tblBorders>
       </w:tblPr>
       <w:tblGrid>
-        <w:gridCol w:w="5360"/>
-        <w:gridCol w:w="2000"/>
-        <w:gridCol w:w="2000"/>
+        <w:gridCol w:w="3400"/>
+        <w:gridCol w:w="1600"/>
+        <w:gridCol w:w="1800"/>
+        <w:gridCol w:w="2560"/>
       </w:tblGrid>
       <w:tr>
         <w:trPr>
@@ -638,7 +793,7 @@
         </w:trPr>
         <w:tc>
           <w:tcPr>
-            <w:tcW w:type="dxa" w:w="5360"/>
+            <w:tcW w:type="dxa" w:w="3400"/>
             <w:tcBorders>
               <w:top w:val="single" w:color="BBBBBB" w:sz="4"/>
               <w:left w:val="single" w:color="BBBBBB" w:sz="4"/>
@@ -671,7 +826,7 @@
         </w:tc>
         <w:tc>
           <w:tcPr>
-            <w:tcW w:type="dxa" w:w="2000"/>
+            <w:tcW w:type="dxa" w:w="1600"/>
             <w:tcBorders>
               <w:top w:val="single" w:color="BBBBBB" w:sz="4"/>
               <w:left w:val="single" w:color="BBBBBB" w:sz="4"/>
@@ -698,13 +853,13 @@
                 <w:sz w:val="20"/>
                 <w:szCs w:val="20"/>
               </w:rPr>
-              <w:t xml:space="preserve">USD</w:t>
-            </w:r>
-          </w:p>
-        </w:tc>
-        <w:tc>
-          <w:tcPr>
-            <w:tcW w:type="dxa" w:w="2000"/>
+              <w:t xml:space="preserve">세전 (USD)</w:t>
+            </w:r>
+          </w:p>
+        </w:tc>
+        <w:tc>
+          <w:tcPr>
+            <w:tcW w:type="dxa" w:w="1800"/>
             <w:tcBorders>
               <w:top w:val="single" w:color="BBBBBB" w:sz="4"/>
               <w:left w:val="single" w:color="BBBBBB" w:sz="4"/>
@@ -731,6 +886,39 @@
                 <w:sz w:val="20"/>
                 <w:szCs w:val="20"/>
               </w:rPr>
+              <w:t xml:space="preserve">세후 (USD, +10%)</w:t>
+            </w:r>
+          </w:p>
+        </w:tc>
+        <w:tc>
+          <w:tcPr>
+            <w:tcW w:type="dxa" w:w="2560"/>
+            <w:tcBorders>
+              <w:top w:val="single" w:color="BBBBBB" w:sz="4"/>
+              <w:left w:val="single" w:color="BBBBBB" w:sz="4"/>
+              <w:bottom w:val="single" w:color="BBBBBB" w:sz="4"/>
+              <w:right w:val="single" w:color="BBBBBB" w:sz="4"/>
+            </w:tcBorders>
+            <w:shd w:fill="F4F4F4" w:val="clear"/>
+            <w:tcMar>
+              <w:top w:type="dxa" w:w="80"/>
+              <w:left w:type="dxa" w:w="120"/>
+              <w:bottom w:type="dxa" w:w="80"/>
+              <w:right w:type="dxa" w:w="120"/>
+            </w:tcMar>
+          </w:tcPr>
+          <w:p>
+            <w:pPr>
+              <w:jc w:val="center"/>
+            </w:pPr>
+            <w:r>
+              <w:rPr>
+                <w:rFonts w:ascii="Malgun Gothic" w:cs="Malgun Gothic" w:eastAsia="Malgun Gothic" w:hAnsi="Malgun Gothic"/>
+                <w:b/>
+                <w:bCs/>
+                <w:sz w:val="20"/>
+                <w:szCs w:val="20"/>
+              </w:rPr>
               <w:t xml:space="preserve">KRW</w:t>
             </w:r>
           </w:p>
@@ -739,7 +927,7 @@
       <w:tr>
         <w:tc>
           <w:tcPr>
-            <w:tcW w:type="dxa" w:w="5360"/>
+            <w:tcW w:type="dxa" w:w="3400"/>
             <w:tcBorders>
               <w:top w:val="single" w:color="BBBBBB" w:sz="4"/>
               <w:left w:val="single" w:color="BBBBBB" w:sz="4"/>
@@ -771,65 +959,97 @@
         </w:tc>
         <w:tc>
           <w:tcPr>
-            <w:tcW w:type="dxa" w:w="2000"/>
-            <w:tcBorders>
-              <w:top w:val="single" w:color="BBBBBB" w:sz="4"/>
-              <w:left w:val="single" w:color="BBBBBB" w:sz="4"/>
-              <w:bottom w:val="single" w:color="BBBBBB" w:sz="4"/>
-              <w:right w:val="single" w:color="BBBBBB" w:sz="4"/>
-            </w:tcBorders>
-            <w:tcMar>
-              <w:top w:type="dxa" w:w="80"/>
-              <w:left w:type="dxa" w:w="120"/>
-              <w:bottom w:type="dxa" w:w="80"/>
-              <w:right w:type="dxa" w:w="120"/>
-            </w:tcMar>
-          </w:tcPr>
-          <w:p>
-            <w:pPr>
-              <w:jc w:val="center"/>
-            </w:pPr>
-            <w:r>
-              <w:rPr>
-                <w:rFonts w:ascii="Malgun Gothic" w:cs="Malgun Gothic" w:eastAsia="Malgun Gothic" w:hAnsi="Malgun Gothic"/>
-                <w:b w:val="false"/>
-                <w:bCs w:val="false"/>
-                <w:sz w:val="20"/>
-                <w:szCs w:val="20"/>
-              </w:rPr>
-              <w:t xml:space="preserve">$84</w:t>
-            </w:r>
-          </w:p>
-        </w:tc>
-        <w:tc>
-          <w:tcPr>
-            <w:tcW w:type="dxa" w:w="2000"/>
-            <w:tcBorders>
-              <w:top w:val="single" w:color="BBBBBB" w:sz="4"/>
-              <w:left w:val="single" w:color="BBBBBB" w:sz="4"/>
-              <w:bottom w:val="single" w:color="BBBBBB" w:sz="4"/>
-              <w:right w:val="single" w:color="BBBBBB" w:sz="4"/>
-            </w:tcBorders>
-            <w:tcMar>
-              <w:top w:type="dxa" w:w="80"/>
-              <w:left w:type="dxa" w:w="120"/>
-              <w:bottom w:type="dxa" w:w="80"/>
-              <w:right w:type="dxa" w:w="120"/>
-            </w:tcMar>
-          </w:tcPr>
-          <w:p>
-            <w:pPr>
-              <w:jc w:val="center"/>
-            </w:pPr>
-            <w:r>
-              <w:rPr>
-                <w:rFonts w:ascii="Malgun Gothic" w:cs="Malgun Gothic" w:eastAsia="Malgun Gothic" w:hAnsi="Malgun Gothic"/>
-                <w:b w:val="false"/>
-                <w:bCs w:val="false"/>
-                <w:sz w:val="20"/>
-                <w:szCs w:val="20"/>
-              </w:rPr>
-              <w:t xml:space="preserve">₩117,600</w:t>
+            <w:tcW w:type="dxa" w:w="1600"/>
+            <w:tcBorders>
+              <w:top w:val="single" w:color="BBBBBB" w:sz="4"/>
+              <w:left w:val="single" w:color="BBBBBB" w:sz="4"/>
+              <w:bottom w:val="single" w:color="BBBBBB" w:sz="4"/>
+              <w:right w:val="single" w:color="BBBBBB" w:sz="4"/>
+            </w:tcBorders>
+            <w:tcMar>
+              <w:top w:type="dxa" w:w="80"/>
+              <w:left w:type="dxa" w:w="120"/>
+              <w:bottom w:type="dxa" w:w="80"/>
+              <w:right w:type="dxa" w:w="120"/>
+            </w:tcMar>
+          </w:tcPr>
+          <w:p>
+            <w:pPr>
+              <w:jc w:val="center"/>
+            </w:pPr>
+            <w:r>
+              <w:rPr>
+                <w:rFonts w:ascii="Malgun Gothic" w:cs="Malgun Gothic" w:eastAsia="Malgun Gothic" w:hAnsi="Malgun Gothic"/>
+                <w:b w:val="false"/>
+                <w:bCs w:val="false"/>
+                <w:sz w:val="20"/>
+                <w:szCs w:val="20"/>
+              </w:rPr>
+              <w:t xml:space="preserve">$84.00</w:t>
+            </w:r>
+          </w:p>
+        </w:tc>
+        <w:tc>
+          <w:tcPr>
+            <w:tcW w:type="dxa" w:w="1800"/>
+            <w:tcBorders>
+              <w:top w:val="single" w:color="BBBBBB" w:sz="4"/>
+              <w:left w:val="single" w:color="BBBBBB" w:sz="4"/>
+              <w:bottom w:val="single" w:color="BBBBBB" w:sz="4"/>
+              <w:right w:val="single" w:color="BBBBBB" w:sz="4"/>
+            </w:tcBorders>
+            <w:tcMar>
+              <w:top w:type="dxa" w:w="80"/>
+              <w:left w:type="dxa" w:w="120"/>
+              <w:bottom w:type="dxa" w:w="80"/>
+              <w:right w:type="dxa" w:w="120"/>
+            </w:tcMar>
+          </w:tcPr>
+          <w:p>
+            <w:pPr>
+              <w:jc w:val="center"/>
+            </w:pPr>
+            <w:r>
+              <w:rPr>
+                <w:rFonts w:ascii="Malgun Gothic" w:cs="Malgun Gothic" w:eastAsia="Malgun Gothic" w:hAnsi="Malgun Gothic"/>
+                <w:b w:val="false"/>
+                <w:bCs w:val="false"/>
+                <w:sz w:val="20"/>
+                <w:szCs w:val="20"/>
+              </w:rPr>
+              <w:t xml:space="preserve">$92.40</w:t>
+            </w:r>
+          </w:p>
+        </w:tc>
+        <w:tc>
+          <w:tcPr>
+            <w:tcW w:type="dxa" w:w="2560"/>
+            <w:tcBorders>
+              <w:top w:val="single" w:color="BBBBBB" w:sz="4"/>
+              <w:left w:val="single" w:color="BBBBBB" w:sz="4"/>
+              <w:bottom w:val="single" w:color="BBBBBB" w:sz="4"/>
+              <w:right w:val="single" w:color="BBBBBB" w:sz="4"/>
+            </w:tcBorders>
+            <w:tcMar>
+              <w:top w:type="dxa" w:w="80"/>
+              <w:left w:type="dxa" w:w="120"/>
+              <w:bottom w:type="dxa" w:w="80"/>
+              <w:right w:type="dxa" w:w="120"/>
+            </w:tcMar>
+          </w:tcPr>
+          <w:p>
+            <w:pPr>
+              <w:jc w:val="center"/>
+            </w:pPr>
+            <w:r>
+              <w:rPr>
+                <w:rFonts w:ascii="Malgun Gothic" w:cs="Malgun Gothic" w:eastAsia="Malgun Gothic" w:hAnsi="Malgun Gothic"/>
+                <w:b w:val="false"/>
+                <w:bCs w:val="false"/>
+                <w:sz w:val="20"/>
+                <w:szCs w:val="20"/>
+              </w:rPr>
+              <w:t xml:space="preserve">₩129,360</w:t>
             </w:r>
           </w:p>
         </w:tc>
@@ -837,7 +1057,7 @@
       <w:tr>
         <w:tc>
           <w:tcPr>
-            <w:tcW w:type="dxa" w:w="5360"/>
+            <w:tcW w:type="dxa" w:w="3400"/>
             <w:tcBorders>
               <w:top w:val="single" w:color="BBBBBB" w:sz="4"/>
               <w:left w:val="single" w:color="BBBBBB" w:sz="4"/>
@@ -869,65 +1089,97 @@
         </w:tc>
         <w:tc>
           <w:tcPr>
-            <w:tcW w:type="dxa" w:w="2000"/>
-            <w:tcBorders>
-              <w:top w:val="single" w:color="BBBBBB" w:sz="4"/>
-              <w:left w:val="single" w:color="BBBBBB" w:sz="4"/>
-              <w:bottom w:val="single" w:color="BBBBBB" w:sz="4"/>
-              <w:right w:val="single" w:color="BBBBBB" w:sz="4"/>
-            </w:tcBorders>
-            <w:tcMar>
-              <w:top w:type="dxa" w:w="80"/>
-              <w:left w:type="dxa" w:w="120"/>
-              <w:bottom w:type="dxa" w:w="80"/>
-              <w:right w:type="dxa" w:w="120"/>
-            </w:tcMar>
-          </w:tcPr>
-          <w:p>
-            <w:pPr>
-              <w:jc w:val="center"/>
-            </w:pPr>
-            <w:r>
-              <w:rPr>
-                <w:rFonts w:ascii="Malgun Gothic" w:cs="Malgun Gothic" w:eastAsia="Malgun Gothic" w:hAnsi="Malgun Gothic"/>
-                <w:b w:val="false"/>
-                <w:bCs w:val="false"/>
-                <w:sz w:val="20"/>
-                <w:szCs w:val="20"/>
-              </w:rPr>
-              <w:t xml:space="preserve">$20</w:t>
-            </w:r>
-          </w:p>
-        </w:tc>
-        <w:tc>
-          <w:tcPr>
-            <w:tcW w:type="dxa" w:w="2000"/>
-            <w:tcBorders>
-              <w:top w:val="single" w:color="BBBBBB" w:sz="4"/>
-              <w:left w:val="single" w:color="BBBBBB" w:sz="4"/>
-              <w:bottom w:val="single" w:color="BBBBBB" w:sz="4"/>
-              <w:right w:val="single" w:color="BBBBBB" w:sz="4"/>
-            </w:tcBorders>
-            <w:tcMar>
-              <w:top w:type="dxa" w:w="80"/>
-              <w:left w:type="dxa" w:w="120"/>
-              <w:bottom w:type="dxa" w:w="80"/>
-              <w:right w:type="dxa" w:w="120"/>
-            </w:tcMar>
-          </w:tcPr>
-          <w:p>
-            <w:pPr>
-              <w:jc w:val="center"/>
-            </w:pPr>
-            <w:r>
-              <w:rPr>
-                <w:rFonts w:ascii="Malgun Gothic" w:cs="Malgun Gothic" w:eastAsia="Malgun Gothic" w:hAnsi="Malgun Gothic"/>
-                <w:b w:val="false"/>
-                <w:bCs w:val="false"/>
-                <w:sz w:val="20"/>
-                <w:szCs w:val="20"/>
-              </w:rPr>
-              <w:t xml:space="preserve">₩28,000</w:t>
+            <w:tcW w:type="dxa" w:w="1600"/>
+            <w:tcBorders>
+              <w:top w:val="single" w:color="BBBBBB" w:sz="4"/>
+              <w:left w:val="single" w:color="BBBBBB" w:sz="4"/>
+              <w:bottom w:val="single" w:color="BBBBBB" w:sz="4"/>
+              <w:right w:val="single" w:color="BBBBBB" w:sz="4"/>
+            </w:tcBorders>
+            <w:tcMar>
+              <w:top w:type="dxa" w:w="80"/>
+              <w:left w:type="dxa" w:w="120"/>
+              <w:bottom w:type="dxa" w:w="80"/>
+              <w:right w:type="dxa" w:w="120"/>
+            </w:tcMar>
+          </w:tcPr>
+          <w:p>
+            <w:pPr>
+              <w:jc w:val="center"/>
+            </w:pPr>
+            <w:r>
+              <w:rPr>
+                <w:rFonts w:ascii="Malgun Gothic" w:cs="Malgun Gothic" w:eastAsia="Malgun Gothic" w:hAnsi="Malgun Gothic"/>
+                <w:b w:val="false"/>
+                <w:bCs w:val="false"/>
+                <w:sz w:val="20"/>
+                <w:szCs w:val="20"/>
+              </w:rPr>
+              <w:t xml:space="preserve">$20.00</w:t>
+            </w:r>
+          </w:p>
+        </w:tc>
+        <w:tc>
+          <w:tcPr>
+            <w:tcW w:type="dxa" w:w="1800"/>
+            <w:tcBorders>
+              <w:top w:val="single" w:color="BBBBBB" w:sz="4"/>
+              <w:left w:val="single" w:color="BBBBBB" w:sz="4"/>
+              <w:bottom w:val="single" w:color="BBBBBB" w:sz="4"/>
+              <w:right w:val="single" w:color="BBBBBB" w:sz="4"/>
+            </w:tcBorders>
+            <w:tcMar>
+              <w:top w:type="dxa" w:w="80"/>
+              <w:left w:type="dxa" w:w="120"/>
+              <w:bottom w:type="dxa" w:w="80"/>
+              <w:right w:type="dxa" w:w="120"/>
+            </w:tcMar>
+          </w:tcPr>
+          <w:p>
+            <w:pPr>
+              <w:jc w:val="center"/>
+            </w:pPr>
+            <w:r>
+              <w:rPr>
+                <w:rFonts w:ascii="Malgun Gothic" w:cs="Malgun Gothic" w:eastAsia="Malgun Gothic" w:hAnsi="Malgun Gothic"/>
+                <w:b w:val="false"/>
+                <w:bCs w:val="false"/>
+                <w:sz w:val="20"/>
+                <w:szCs w:val="20"/>
+              </w:rPr>
+              <w:t xml:space="preserve">$22.00</w:t>
+            </w:r>
+          </w:p>
+        </w:tc>
+        <w:tc>
+          <w:tcPr>
+            <w:tcW w:type="dxa" w:w="2560"/>
+            <w:tcBorders>
+              <w:top w:val="single" w:color="BBBBBB" w:sz="4"/>
+              <w:left w:val="single" w:color="BBBBBB" w:sz="4"/>
+              <w:bottom w:val="single" w:color="BBBBBB" w:sz="4"/>
+              <w:right w:val="single" w:color="BBBBBB" w:sz="4"/>
+            </w:tcBorders>
+            <w:tcMar>
+              <w:top w:type="dxa" w:w="80"/>
+              <w:left w:type="dxa" w:w="120"/>
+              <w:bottom w:type="dxa" w:w="80"/>
+              <w:right w:type="dxa" w:w="120"/>
+            </w:tcMar>
+          </w:tcPr>
+          <w:p>
+            <w:pPr>
+              <w:jc w:val="center"/>
+            </w:pPr>
+            <w:r>
+              <w:rPr>
+                <w:rFonts w:ascii="Malgun Gothic" w:cs="Malgun Gothic" w:eastAsia="Malgun Gothic" w:hAnsi="Malgun Gothic"/>
+                <w:b w:val="false"/>
+                <w:bCs w:val="false"/>
+                <w:sz w:val="20"/>
+                <w:szCs w:val="20"/>
+              </w:rPr>
+              <w:t xml:space="preserve">₩30,800</w:t>
             </w:r>
           </w:p>
         </w:tc>
@@ -935,7 +1187,7 @@
       <w:tr>
         <w:tc>
           <w:tcPr>
-            <w:tcW w:type="dxa" w:w="5360"/>
+            <w:tcW w:type="dxa" w:w="3400"/>
             <w:tcBorders>
               <w:top w:val="single" w:color="BBBBBB" w:sz="4"/>
               <w:left w:val="single" w:color="BBBBBB" w:sz="4"/>
@@ -968,7 +1220,7 @@
         </w:tc>
         <w:tc>
           <w:tcPr>
-            <w:tcW w:type="dxa" w:w="2000"/>
+            <w:tcW w:type="dxa" w:w="1600"/>
             <w:tcBorders>
               <w:top w:val="single" w:color="BBBBBB" w:sz="4"/>
               <w:left w:val="single" w:color="BBBBBB" w:sz="4"/>
@@ -995,13 +1247,13 @@
                 <w:sz w:val="20"/>
                 <w:szCs w:val="20"/>
               </w:rPr>
-              <w:t xml:space="preserve">$104</w:t>
-            </w:r>
-          </w:p>
-        </w:tc>
-        <w:tc>
-          <w:tcPr>
-            <w:tcW w:type="dxa" w:w="2000"/>
+              <w:t xml:space="preserve">$104.00</w:t>
+            </w:r>
+          </w:p>
+        </w:tc>
+        <w:tc>
+          <w:tcPr>
+            <w:tcW w:type="dxa" w:w="1800"/>
             <w:tcBorders>
               <w:top w:val="single" w:color="BBBBBB" w:sz="4"/>
               <w:left w:val="single" w:color="BBBBBB" w:sz="4"/>
@@ -1028,7 +1280,40 @@
                 <w:sz w:val="20"/>
                 <w:szCs w:val="20"/>
               </w:rPr>
-              <w:t xml:space="preserve">₩145,600</w:t>
+              <w:t xml:space="preserve">$114.40</w:t>
+            </w:r>
+          </w:p>
+        </w:tc>
+        <w:tc>
+          <w:tcPr>
+            <w:tcW w:type="dxa" w:w="2560"/>
+            <w:tcBorders>
+              <w:top w:val="single" w:color="BBBBBB" w:sz="4"/>
+              <w:left w:val="single" w:color="BBBBBB" w:sz="4"/>
+              <w:bottom w:val="single" w:color="BBBBBB" w:sz="4"/>
+              <w:right w:val="single" w:color="BBBBBB" w:sz="4"/>
+            </w:tcBorders>
+            <w:shd w:fill="F4F4F4" w:val="clear"/>
+            <w:tcMar>
+              <w:top w:type="dxa" w:w="80"/>
+              <w:left w:type="dxa" w:w="120"/>
+              <w:bottom w:type="dxa" w:w="80"/>
+              <w:right w:type="dxa" w:w="120"/>
+            </w:tcMar>
+          </w:tcPr>
+          <w:p>
+            <w:pPr>
+              <w:jc w:val="center"/>
+            </w:pPr>
+            <w:r>
+              <w:rPr>
+                <w:rFonts w:ascii="Malgun Gothic" w:cs="Malgun Gothic" w:eastAsia="Malgun Gothic" w:hAnsi="Malgun Gothic"/>
+                <w:b/>
+                <w:bCs/>
+                <w:sz w:val="20"/>
+                <w:szCs w:val="20"/>
+              </w:rPr>
+              <w:t xml:space="preserve">₩160,160</w:t>
             </w:r>
           </w:p>
         </w:tc>
@@ -1065,7 +1350,7 @@
           <w:sz w:val="22"/>
           <w:szCs w:val="22"/>
         </w:rPr>
-        <w:t xml:space="preserve">첫 90일: Lightsail 무료 프로모션 적용 → 약 $21 절감</w:t>
+        <w:t xml:space="preserve">첫 90일: Lightsail 무료 프로모션 적용 → 세후 기준 약 $23 절감</w:t>
       </w:r>
     </w:p>
     <w:p>
@@ -1083,7 +1368,7 @@
           <w:sz w:val="22"/>
           <w:szCs w:val="22"/>
         </w:rPr>
-        <w:t xml:space="preserve">실제 1년차 비용: 약 $83 (≈ ₩116,200)</w:t>
+        <w:t xml:space="preserve">실제 1년차 결제액: 약 $91 (≈ ₩127,400, 부가세 포함)</w:t>
       </w:r>
     </w:p>
     <w:p>
@@ -1102,6 +1387,24 @@
           <w:szCs w:val="22"/>
         </w:rPr>
         <w:t xml:space="preserve">백업: 자동 스냅샷 미사용. 수동 DB 백업 권장</w:t>
+      </w:r>
+    </w:p>
+    <w:p>
+      <w:pPr>
+        <w:pStyle w:val="ListParagraph"/>
+        <w:numPr>
+          <w:ilvl w:val="0"/>
+          <w:numId w:val="2"/>
+        </w:numPr>
+        <w:spacing w:after="80"/>
+      </w:pPr>
+      <w:r>
+        <w:rPr>
+          <w:rFonts w:ascii="Malgun Gothic" w:cs="Malgun Gothic" w:eastAsia="Malgun Gothic" w:hAnsi="Malgun Gothic"/>
+          <w:sz w:val="22"/>
+          <w:szCs w:val="22"/>
+        </w:rPr>
+        <w:t xml:space="preserve">사업자 등록 시 AWS Korea에서 세금계산서 발행 가능 → 비용 처리 용이</w:t>
       </w:r>
     </w:p>
     <w:p>
@@ -2024,7 +2327,7 @@
           <w:sz w:val="36"/>
           <w:szCs w:val="36"/>
         </w:rPr>
-        <w:t xml:space="preserve">비용 증가 시나리오</w:t>
+        <w:t xml:space="preserve">비용 증가 시나리오 (세후 기준)</w:t>
       </w:r>
     </w:p>
     <w:p>
@@ -2040,7 +2343,7 @@
           <w:sz w:val="28"/>
           <w:szCs w:val="28"/>
         </w:rPr>
-        <w:t xml:space="preserve">시나리오 1. $12 플랜으로 업그레이드 (+월 ₩7,000)</w:t>
+        <w:t xml:space="preserve">시나리오 1. $12 플랜으로 업그레이드 (+월 ₩7,700)</w:t>
       </w:r>
     </w:p>
     <w:p>
@@ -2149,6 +2452,25 @@
     </w:p>
     <w:p>
       <w:pPr>
+        <w:spacing w:after="120"/>
+        <w:rPr>
+          <w:b/>
+          <w:bCs/>
+        </w:rPr>
+      </w:pPr>
+      <w:r>
+        <w:rPr>
+          <w:rFonts w:ascii="Malgun Gothic" w:cs="Malgun Gothic" w:eastAsia="Malgun Gothic" w:hAnsi="Malgun Gothic"/>
+          <w:b/>
+          <w:bCs/>
+          <w:sz w:val="22"/>
+          <w:szCs w:val="22"/>
+        </w:rPr>
+        <w:t xml:space="preserve">세후 월 요금: $13.20 (≈ ₩18,480)</w:t>
+      </w:r>
+    </w:p>
+    <w:p>
+      <w:pPr>
         <w:pStyle w:val="Heading2"/>
         <w:spacing w:after="180" w:before="360"/>
       </w:pPr>
@@ -2160,7 +2482,7 @@
           <w:sz w:val="28"/>
           <w:szCs w:val="28"/>
         </w:rPr>
-        <w:t xml:space="preserve">시나리오 2. $24 플랜으로 업그레이드 (+월 ₩23,800)</w:t>
+        <w:t xml:space="preserve">시나리오 2. $24 플랜으로 업그레이드 (+월 ₩26,180)</w:t>
       </w:r>
     </w:p>
     <w:p>
@@ -2269,6 +2591,25 @@
     </w:p>
     <w:p>
       <w:pPr>
+        <w:spacing w:after="120"/>
+        <w:rPr>
+          <w:b/>
+          <w:bCs/>
+        </w:rPr>
+      </w:pPr>
+      <w:r>
+        <w:rPr>
+          <w:rFonts w:ascii="Malgun Gothic" w:cs="Malgun Gothic" w:eastAsia="Malgun Gothic" w:hAnsi="Malgun Gothic"/>
+          <w:b/>
+          <w:bCs/>
+          <w:sz w:val="22"/>
+          <w:szCs w:val="22"/>
+        </w:rPr>
+        <w:t xml:space="preserve">세후 월 요금: $26.40 (≈ ₩36,960)</w:t>
+      </w:r>
+    </w:p>
+    <w:p>
+      <w:pPr>
         <w:pStyle w:val="Heading2"/>
         <w:spacing w:after="180" w:before="360"/>
       </w:pPr>
@@ -2382,7 +2723,7 @@
           <w:sz w:val="36"/>
           <w:szCs w:val="36"/>
         </w:rPr>
-        <w:t xml:space="preserve">비용 대비 기대 수명</w:t>
+        <w:t xml:space="preserve">비용 대비 기대 수명 (세후 기준)</w:t>
       </w:r>
     </w:p>
     <w:tbl>
@@ -2599,7 +2940,7 @@
                 <w:sz w:val="20"/>
                 <w:szCs w:val="20"/>
               </w:rPr>
-              <w:t xml:space="preserve">약 ₩15만</w:t>
+              <w:t xml:space="preserve">약 ₩16만</w:t>
             </w:r>
           </w:p>
         </w:tc>
@@ -2697,7 +3038,7 @@
                 <w:sz w:val="20"/>
                 <w:szCs w:val="20"/>
               </w:rPr>
-              <w:t xml:space="preserve">약 ₩24만</w:t>
+              <w:t xml:space="preserve">약 ₩26만</w:t>
             </w:r>
           </w:p>
         </w:tc>
@@ -2795,7 +3136,7 @@
                 <w:sz w:val="20"/>
                 <w:szCs w:val="20"/>
               </w:rPr>
-              <w:t xml:space="preserve">약 ₩44만</w:t>
+              <w:t xml:space="preserve">약 ₩48만</w:t>
             </w:r>
           </w:p>
         </w:tc>
@@ -2827,7 +3168,7 @@
           <w:sz w:val="22"/>
           <w:szCs w:val="22"/>
         </w:rPr>
-        <w:t xml:space="preserve">현재 월 ₩12,000 수준의 운영비는 학술 연구팀 홈페이지로 매우 합리적입니다. 연구실적·공지사항 위주의 정보 전달성 홈페이지이므로, 현재 플랜으로 수년간 여유롭게 운영 가능합니다.</w:t>
+        <w:t xml:space="preserve">현재 월 ₩13,000 수준(부가세 포함)의 운영비는 학술 연구팀 홈페이지로 매우 합리적입니다. 연구실적·공지사항 위주의 정보 전달성 홈페이지이므로, 현재 플랜으로 수년간 여유롭게 운영 가능합니다.</w:t>
       </w:r>
     </w:p>
     <w:p>
